--- a/corpus/synthetic/inline-image-mixed__003.docx
+++ b/corpus/synthetic/inline-image-mixed__003.docx
@@ -4,7 +4,7 @@
   <w:body>
     <w:p>
       <w:r>
-        <w:br w:clear="none" w:type="page"/>
+        <w:br w:type="page"/>
       </w:r>
       <w:r>
         <w:drawing>
